--- a/dokumentasi_halaman_ipos5/14_System_Settings_Compass.docx
+++ b/dokumentasi_halaman_ipos5/14_System_Settings_Compass.docx
@@ -3,65 +3,112 @@
 <w:document xmlns:wpc="http://schemas.microsoft.com/office/word/2010/wordprocessingCanvas" xmlns:mo="http://schemas.microsoft.com/office/mac/office/2008/main" xmlns:mc="http://schemas.openxmlformats.org/markup-compatibility/2006" xmlns:mv="urn:schemas-microsoft-com:mac:vml" xmlns:o="urn:schemas-microsoft-com:office:office" xmlns:r="http://schemas.openxmlformats.org/officeDocument/2006/relationships" xmlns:m="http://schemas.openxmlformats.org/officeDocument/2006/math" xmlns:v="urn:schemas-microsoft-com:vml" xmlns:wp14="http://schemas.microsoft.com/office/word/2010/wordprocessingDrawing" xmlns:wp="http://schemas.openxmlformats.org/drawingml/2006/wordprocessingDrawing" xmlns:w10="urn:schemas-microsoft-com:office:word" xmlns:w="http://schemas.openxmlformats.org/wordprocessingml/2006/main" xmlns:w14="http://schemas.microsoft.com/office/word/2010/wordml" xmlns:wpg="http://schemas.microsoft.com/office/word/2010/wordprocessingGroup" xmlns:wpi="http://schemas.microsoft.com/office/word/2010/wordprocessingInk" xmlns:wne="http://schemas.microsoft.com/office/word/2006/wordml" xmlns:wps="http://schemas.microsoft.com/office/word/2010/wordprocessingShape" mc:Ignorable="w14 wp14">
   <w:body>
     <w:p>
-      <w:pPr>
-        <w:spacing w:after="80"/>
-      </w:pPr>
       <w:r>
         <w:rPr>
           <w:rFonts w:ascii="Arial" w:hAnsi="Arial"/>
           <w:b/>
-          <w:color w:val="0D1B38"/>
-          <w:sz w:val="36"/>
+          <w:color w:val="003366"/>
+          <w:sz w:val="30"/>
         </w:rPr>
-        <w:t>DOKUMENTASI TEKNIS HALAMAN</w:t>
-        <w:br/>
+        <w:t>DOKUMENTASI TEKNIS &amp; OPERASIONAL HALAMAN</w:t>
+      </w:r>
+    </w:p>
+    <w:p>
+      <w:r>
+        <w:rPr>
+          <w:b/>
+          <w:color w:val="CC3300"/>
+          <w:sz w:val="23"/>
+        </w:rPr>
         <w:t>HALAMAN 14 — SYSTEM SETTINGS &amp; COMPASS CONNECTION</w:t>
       </w:r>
     </w:p>
     <w:p>
       <w:pPr>
-        <w:spacing w:after="280"/>
+        <w:pStyle w:val="Heading2"/>
       </w:pPr>
       <w:r>
         <w:rPr>
-          <w:rFonts w:ascii="Arial" w:hAnsi="Arial"/>
           <w:b/>
-          <w:color w:val="E8431F"/>
-          <w:sz w:val="20"/>
+          <w:color w:val="003366"/>
+          <w:sz w:val="21"/>
         </w:rPr>
-        <w:t>IPOS5 Routing &amp; Schedule Management System — PT Pos Indonesia (Persero)</w:t>
+        <w:t>📌 METADATA &amp; INTEGRASI SISTEM</w:t>
       </w:r>
     </w:p>
     <w:tbl>
       <w:tblPr>
         <w:tblW w:type="auto" w:w="0"/>
         <w:jc w:val="center"/>
-        <w:tblLayout w:type="fixed"/>
         <w:tblLook w:firstColumn="1" w:firstRow="1" w:lastColumn="0" w:lastRow="0" w:noHBand="0" w:noVBand="1" w:val="04A0"/>
       </w:tblPr>
       <w:tblGrid>
-        <w:gridCol w:w="4824"/>
-        <w:gridCol w:w="4824"/>
+        <w:gridCol w:w="4968"/>
+        <w:gridCol w:w="4968"/>
       </w:tblGrid>
       <w:tr>
         <w:tc>
           <w:tcPr>
             <w:tcW w:type="dxa" w:w="3168"/>
-            <w:shd w:fill="0D1B38"/>
+            <w:shd w:fill="003366"/>
             <w:tcMar>
-              <w:top w:w="120" w:type="dxa"/>
-              <w:bottom w:w="120" w:type="dxa"/>
-              <w:left w:w="150" w:type="dxa"/>
-              <w:right w:w="150" w:type="dxa"/>
+              <w:top w:w="60" w:type="dxa"/>
+              <w:bottom w:w="60" w:type="dxa"/>
+              <w:left w:w="80" w:type="dxa"/>
+              <w:right w:w="80" w:type="dxa"/>
             </w:tcMar>
           </w:tcPr>
           <w:p>
             <w:r>
               <w:rPr>
-                <w:rFonts w:ascii="Arial" w:hAnsi="Arial"/>
                 <w:b/>
                 <w:color w:val="FFFFFF"/>
-                <w:sz w:val="19"/>
+                <w:sz w:val="18"/>
+              </w:rPr>
+              <w:t>Parameter</w:t>
+            </w:r>
+          </w:p>
+        </w:tc>
+        <w:tc>
+          <w:tcPr>
+            <w:tcW w:type="dxa" w:w="6624"/>
+            <w:shd w:fill="003366"/>
+            <w:tcMar>
+              <w:top w:w="60" w:type="dxa"/>
+              <w:bottom w:w="60" w:type="dxa"/>
+              <w:left w:w="80" w:type="dxa"/>
+              <w:right w:w="80" w:type="dxa"/>
+            </w:tcMar>
+          </w:tcPr>
+          <w:p>
+            <w:r>
+              <w:rPr>
+                <w:b/>
+                <w:color w:val="FFFFFF"/>
+                <w:sz w:val="18"/>
+              </w:rPr>
+              <w:t>Nilai / Spesifikasi Sistem</w:t>
+            </w:r>
+          </w:p>
+        </w:tc>
+      </w:tr>
+      <w:tr>
+        <w:tc>
+          <w:tcPr>
+            <w:tcW w:type="dxa" w:w="3168"/>
+            <w:shd w:fill="FFFFFF"/>
+            <w:tcMar>
+              <w:top w:w="60" w:type="dxa"/>
+              <w:bottom w:w="60" w:type="dxa"/>
+              <w:left w:w="80" w:type="dxa"/>
+              <w:right w:w="80" w:type="dxa"/>
+            </w:tcMar>
+          </w:tcPr>
+          <w:p>
+            <w:r>
+              <w:rPr>
+                <w:b/>
+                <w:sz w:val="17"/>
               </w:rPr>
               <w:t>Nama Modul</w:t>
             </w:r>
@@ -69,21 +116,19 @@
         </w:tc>
         <w:tc>
           <w:tcPr>
-            <w:tcW w:type="dxa" w:w="6480"/>
-            <w:shd w:fill="F8FAFC"/>
+            <w:tcW w:type="dxa" w:w="6624"/>
+            <w:shd w:fill="FFFFFF"/>
             <w:tcMar>
-              <w:top w:w="120" w:type="dxa"/>
-              <w:bottom w:w="120" w:type="dxa"/>
-              <w:left w:w="150" w:type="dxa"/>
-              <w:right w:w="150" w:type="dxa"/>
+              <w:top w:w="60" w:type="dxa"/>
+              <w:bottom w:w="60" w:type="dxa"/>
+              <w:left w:w="80" w:type="dxa"/>
+              <w:right w:w="80" w:type="dxa"/>
             </w:tcMar>
           </w:tcPr>
           <w:p>
             <w:r>
               <w:rPr>
-                <w:rFonts w:ascii="Arial" w:hAnsi="Arial"/>
-                <w:color w:val="0F172A"/>
-                <w:sz w:val="19"/>
+                <w:sz w:val="17"/>
               </w:rPr>
               <w:t>System Settings &amp; Compass Manager (/settings &amp; /compass)</w:t>
             </w:r>
@@ -94,21 +139,19 @@
         <w:tc>
           <w:tcPr>
             <w:tcW w:type="dxa" w:w="3168"/>
-            <w:shd w:fill="0D1B38"/>
+            <w:shd w:fill="F9FAFB"/>
             <w:tcMar>
-              <w:top w:w="120" w:type="dxa"/>
-              <w:bottom w:w="120" w:type="dxa"/>
-              <w:left w:w="150" w:type="dxa"/>
-              <w:right w:w="150" w:type="dxa"/>
+              <w:top w:w="60" w:type="dxa"/>
+              <w:bottom w:w="60" w:type="dxa"/>
+              <w:left w:w="80" w:type="dxa"/>
+              <w:right w:w="80" w:type="dxa"/>
             </w:tcMar>
           </w:tcPr>
           <w:p>
             <w:r>
               <w:rPr>
-                <w:rFonts w:ascii="Arial" w:hAnsi="Arial"/>
                 <w:b/>
-                <w:color w:val="FFFFFF"/>
-                <w:sz w:val="19"/>
+                <w:sz w:val="17"/>
               </w:rPr>
               <w:t>Kategori Menu</w:t>
             </w:r>
@@ -116,23 +159,21 @@
         </w:tc>
         <w:tc>
           <w:tcPr>
-            <w:tcW w:type="dxa" w:w="6480"/>
-            <w:shd w:fill="F8FAFC"/>
+            <w:tcW w:type="dxa" w:w="6624"/>
+            <w:shd w:fill="F9FAFB"/>
             <w:tcMar>
-              <w:top w:w="120" w:type="dxa"/>
-              <w:bottom w:w="120" w:type="dxa"/>
-              <w:left w:w="150" w:type="dxa"/>
-              <w:right w:w="150" w:type="dxa"/>
+              <w:top w:w="60" w:type="dxa"/>
+              <w:bottom w:w="60" w:type="dxa"/>
+              <w:left w:w="80" w:type="dxa"/>
+              <w:right w:w="80" w:type="dxa"/>
             </w:tcMar>
           </w:tcPr>
           <w:p>
             <w:r>
               <w:rPr>
-                <w:rFonts w:ascii="Arial" w:hAnsi="Arial"/>
-                <w:color w:val="0F172A"/>
-                <w:sz w:val="19"/>
+                <w:sz w:val="17"/>
               </w:rPr>
-              <w:t>SYSTEM (RESTRICTED)</w:t>
+              <w:t>SYSTEM / DATABASE CONFIGURATION</w:t>
             </w:r>
           </w:p>
         </w:tc>
@@ -141,21 +182,19 @@
         <w:tc>
           <w:tcPr>
             <w:tcW w:type="dxa" w:w="3168"/>
-            <w:shd w:fill="0D1B38"/>
+            <w:shd w:fill="FFFFFF"/>
             <w:tcMar>
-              <w:top w:w="120" w:type="dxa"/>
-              <w:bottom w:w="120" w:type="dxa"/>
-              <w:left w:w="150" w:type="dxa"/>
-              <w:right w:w="150" w:type="dxa"/>
+              <w:top w:w="60" w:type="dxa"/>
+              <w:bottom w:w="60" w:type="dxa"/>
+              <w:left w:w="80" w:type="dxa"/>
+              <w:right w:w="80" w:type="dxa"/>
             </w:tcMar>
           </w:tcPr>
           <w:p>
             <w:r>
               <w:rPr>
-                <w:rFonts w:ascii="Arial" w:hAnsi="Arial"/>
                 <w:b/>
-                <w:color w:val="FFFFFF"/>
-                <w:sz w:val="19"/>
+                <w:sz w:val="17"/>
               </w:rPr>
               <w:t>Route URL</w:t>
             </w:r>
@@ -163,21 +202,19 @@
         </w:tc>
         <w:tc>
           <w:tcPr>
-            <w:tcW w:type="dxa" w:w="6480"/>
-            <w:shd w:fill="F8FAFC"/>
+            <w:tcW w:type="dxa" w:w="6624"/>
+            <w:shd w:fill="FFFFFF"/>
             <w:tcMar>
-              <w:top w:w="120" w:type="dxa"/>
-              <w:bottom w:w="120" w:type="dxa"/>
-              <w:left w:w="150" w:type="dxa"/>
-              <w:right w:w="150" w:type="dxa"/>
+              <w:top w:w="60" w:type="dxa"/>
+              <w:bottom w:w="60" w:type="dxa"/>
+              <w:left w:w="80" w:type="dxa"/>
+              <w:right w:w="80" w:type="dxa"/>
             </w:tcMar>
           </w:tcPr>
           <w:p>
             <w:r>
               <w:rPr>
-                <w:rFonts w:ascii="Arial" w:hAnsi="Arial"/>
-                <w:color w:val="0F172A"/>
-                <w:sz w:val="19"/>
+                <w:sz w:val="17"/>
               </w:rPr>
               <w:t>/settings, /compass</w:t>
             </w:r>
@@ -188,21 +225,19 @@
         <w:tc>
           <w:tcPr>
             <w:tcW w:type="dxa" w:w="3168"/>
-            <w:shd w:fill="0D1B38"/>
+            <w:shd w:fill="F9FAFB"/>
             <w:tcMar>
-              <w:top w:w="120" w:type="dxa"/>
-              <w:bottom w:w="120" w:type="dxa"/>
-              <w:left w:w="150" w:type="dxa"/>
-              <w:right w:w="150" w:type="dxa"/>
+              <w:top w:w="60" w:type="dxa"/>
+              <w:bottom w:w="60" w:type="dxa"/>
+              <w:left w:w="80" w:type="dxa"/>
+              <w:right w:w="80" w:type="dxa"/>
             </w:tcMar>
           </w:tcPr>
           <w:p>
             <w:r>
               <w:rPr>
-                <w:rFonts w:ascii="Arial" w:hAnsi="Arial"/>
                 <w:b/>
-                <w:color w:val="FFFFFF"/>
-                <w:sz w:val="19"/>
+                <w:sz w:val="17"/>
               </w:rPr>
               <w:t>File Komponen React</w:t>
             </w:r>
@@ -210,23 +245,21 @@
         </w:tc>
         <w:tc>
           <w:tcPr>
-            <w:tcW w:type="dxa" w:w="6480"/>
-            <w:shd w:fill="F8FAFC"/>
+            <w:tcW w:type="dxa" w:w="6624"/>
+            <w:shd w:fill="F9FAFB"/>
             <w:tcMar>
-              <w:top w:w="120" w:type="dxa"/>
-              <w:bottom w:w="120" w:type="dxa"/>
-              <w:left w:w="150" w:type="dxa"/>
-              <w:right w:w="150" w:type="dxa"/>
+              <w:top w:w="60" w:type="dxa"/>
+              <w:bottom w:w="60" w:type="dxa"/>
+              <w:left w:w="80" w:type="dxa"/>
+              <w:right w:w="80" w:type="dxa"/>
             </w:tcMar>
           </w:tcPr>
           <w:p>
             <w:r>
               <w:rPr>
-                <w:rFonts w:ascii="Arial" w:hAnsi="Arial"/>
-                <w:color w:val="0F172A"/>
-                <w:sz w:val="19"/>
+                <w:sz w:val="17"/>
               </w:rPr>
-              <w:t>src/pages/SettingsPage.jsx, src/pages/Compass.jsx</w:t>
+              <w:t>src/pages/Settings.jsx, src/pages/Compass.jsx</w:t>
             </w:r>
           </w:p>
         </w:tc>
@@ -235,45 +268,41 @@
         <w:tc>
           <w:tcPr>
             <w:tcW w:type="dxa" w:w="3168"/>
-            <w:shd w:fill="0D1B38"/>
+            <w:shd w:fill="FFFFFF"/>
             <w:tcMar>
-              <w:top w:w="120" w:type="dxa"/>
-              <w:bottom w:w="120" w:type="dxa"/>
-              <w:left w:w="150" w:type="dxa"/>
-              <w:right w:w="150" w:type="dxa"/>
+              <w:top w:w="60" w:type="dxa"/>
+              <w:bottom w:w="60" w:type="dxa"/>
+              <w:left w:w="80" w:type="dxa"/>
+              <w:right w:w="80" w:type="dxa"/>
             </w:tcMar>
           </w:tcPr>
           <w:p>
             <w:r>
               <w:rPr>
-                <w:rFonts w:ascii="Arial" w:hAnsi="Arial"/>
                 <w:b/>
-                <w:color w:val="FFFFFF"/>
-                <w:sz w:val="19"/>
+                <w:sz w:val="17"/>
               </w:rPr>
-              <w:t>Backend API Endpoint</w:t>
+              <w:t>Backend API Endpoints</w:t>
             </w:r>
           </w:p>
         </w:tc>
         <w:tc>
           <w:tcPr>
-            <w:tcW w:type="dxa" w:w="6480"/>
-            <w:shd w:fill="F8FAFC"/>
+            <w:tcW w:type="dxa" w:w="6624"/>
+            <w:shd w:fill="FFFFFF"/>
             <w:tcMar>
-              <w:top w:w="120" w:type="dxa"/>
-              <w:bottom w:w="120" w:type="dxa"/>
-              <w:left w:w="150" w:type="dxa"/>
-              <w:right w:w="150" w:type="dxa"/>
+              <w:top w:w="60" w:type="dxa"/>
+              <w:bottom w:w="60" w:type="dxa"/>
+              <w:left w:w="80" w:type="dxa"/>
+              <w:right w:w="80" w:type="dxa"/>
             </w:tcMar>
           </w:tcPr>
           <w:p>
             <w:r>
               <w:rPr>
-                <w:rFonts w:ascii="Arial" w:hAnsi="Arial"/>
-                <w:color w:val="0F172A"/>
-                <w:sz w:val="19"/>
+                <w:sz w:val="17"/>
               </w:rPr>
-              <w:t>GET /api/compass/connections, POST /api/compass/connect, POST /api/compass/switch</w:t>
+              <w:t>POST /api/settings/test-db, GET /api/compass/connections, POST /api/compass/switch</w:t>
             </w:r>
           </w:p>
         </w:tc>
@@ -282,21 +311,19 @@
         <w:tc>
           <w:tcPr>
             <w:tcW w:type="dxa" w:w="3168"/>
-            <w:shd w:fill="0D1B38"/>
+            <w:shd w:fill="F9FAFB"/>
             <w:tcMar>
-              <w:top w:w="120" w:type="dxa"/>
-              <w:bottom w:w="120" w:type="dxa"/>
-              <w:left w:w="150" w:type="dxa"/>
-              <w:right w:w="150" w:type="dxa"/>
+              <w:top w:w="60" w:type="dxa"/>
+              <w:bottom w:w="60" w:type="dxa"/>
+              <w:left w:w="80" w:type="dxa"/>
+              <w:right w:w="80" w:type="dxa"/>
             </w:tcMar>
           </w:tcPr>
           <w:p>
             <w:r>
               <w:rPr>
-                <w:rFonts w:ascii="Arial" w:hAnsi="Arial"/>
                 <w:b/>
-                <w:color w:val="FFFFFF"/>
-                <w:sz w:val="19"/>
+                <w:sz w:val="17"/>
               </w:rPr>
               <w:t>Koleksi MongoDB</w:t>
             </w:r>
@@ -304,21 +331,19 @@
         </w:tc>
         <w:tc>
           <w:tcPr>
-            <w:tcW w:type="dxa" w:w="6480"/>
-            <w:shd w:fill="F8FAFC"/>
+            <w:tcW w:type="dxa" w:w="6624"/>
+            <w:shd w:fill="F9FAFB"/>
             <w:tcMar>
-              <w:top w:w="120" w:type="dxa"/>
-              <w:bottom w:w="120" w:type="dxa"/>
-              <w:left w:w="150" w:type="dxa"/>
-              <w:right w:w="150" w:type="dxa"/>
+              <w:top w:w="60" w:type="dxa"/>
+              <w:bottom w:w="60" w:type="dxa"/>
+              <w:left w:w="80" w:type="dxa"/>
+              <w:right w:w="80" w:type="dxa"/>
             </w:tcMar>
           </w:tcPr>
           <w:p>
             <w:r>
               <w:rPr>
-                <w:rFonts w:ascii="Arial" w:hAnsi="Arial"/>
-                <w:color w:val="0F172A"/>
-                <w:sz w:val="19"/>
+                <w:sz w:val="17"/>
               </w:rPr>
               <w:t>Konfigurasi MongoDB Multi-Server (`connections.json`)</w:t>
             </w:r>
@@ -329,21 +354,19 @@
         <w:tc>
           <w:tcPr>
             <w:tcW w:type="dxa" w:w="3168"/>
-            <w:shd w:fill="0D1B38"/>
+            <w:shd w:fill="FFFFFF"/>
             <w:tcMar>
-              <w:top w:w="120" w:type="dxa"/>
-              <w:bottom w:w="120" w:type="dxa"/>
-              <w:left w:w="150" w:type="dxa"/>
-              <w:right w:w="150" w:type="dxa"/>
+              <w:top w:w="60" w:type="dxa"/>
+              <w:bottom w:w="60" w:type="dxa"/>
+              <w:left w:w="80" w:type="dxa"/>
+              <w:right w:w="80" w:type="dxa"/>
             </w:tcMar>
           </w:tcPr>
           <w:p>
             <w:r>
               <w:rPr>
-                <w:rFonts w:ascii="Arial" w:hAnsi="Arial"/>
                 <w:b/>
-                <w:color w:val="FFFFFF"/>
-                <w:sz w:val="19"/>
+                <w:sz w:val="17"/>
               </w:rPr>
               <w:t>Hak Akses Role</w:t>
             </w:r>
@@ -351,175 +374,776 @@
         </w:tc>
         <w:tc>
           <w:tcPr>
-            <w:tcW w:type="dxa" w:w="6480"/>
-            <w:shd w:fill="F8FAFC"/>
+            <w:tcW w:type="dxa" w:w="6624"/>
+            <w:shd w:fill="FFFFFF"/>
             <w:tcMar>
-              <w:top w:w="120" w:type="dxa"/>
-              <w:bottom w:w="120" w:type="dxa"/>
-              <w:left w:w="150" w:type="dxa"/>
-              <w:right w:w="150" w:type="dxa"/>
+              <w:top w:w="60" w:type="dxa"/>
+              <w:bottom w:w="60" w:type="dxa"/>
+              <w:left w:w="80" w:type="dxa"/>
+              <w:right w:w="80" w:type="dxa"/>
             </w:tcMar>
           </w:tcPr>
           <w:p>
             <w:r>
               <w:rPr>
-                <w:rFonts w:ascii="Arial" w:hAnsi="Arial"/>
-                <w:color w:val="0F172A"/>
-                <w:sz w:val="19"/>
+                <w:sz w:val="17"/>
               </w:rPr>
-              <w:t>SUPER_ADMIN Only</w:t>
+              <w:t>SUPER_ADMIN Only (Hak Akses Penuh Konfigurasi)</w:t>
             </w:r>
           </w:p>
         </w:tc>
       </w:tr>
     </w:tbl>
+    <w:p/>
     <w:p>
       <w:pPr>
-        <w:spacing w:after="200"/>
-      </w:pPr>
-    </w:p>
-    <w:p>
-      <w:pPr>
-        <w:spacing w:before="280" w:after="120"/>
+        <w:pStyle w:val="Heading2"/>
       </w:pPr>
       <w:r>
         <w:rPr>
-          <w:rFonts w:ascii="Arial" w:hAnsi="Arial"/>
           <w:b/>
-          <w:color w:val="0284C7"/>
-          <w:sz w:val="26"/>
+          <w:color w:val="003366"/>
+          <w:sz w:val="23"/>
         </w:rPr>
         <w:t>1. Deskripsi &amp; Tujuan Utama Modul</w:t>
       </w:r>
     </w:p>
     <w:p>
-      <w:pPr>
-        <w:spacing w:after="80" w:line="276" w:lineRule="auto"/>
-      </w:pPr>
       <w:r>
         <w:rPr>
-          <w:rFonts w:ascii="Arial" w:hAnsi="Arial"/>
-          <w:color w:val="334155"/>
           <w:sz w:val="19"/>
         </w:rPr>
-        <w:t>Modul System Settings &amp; Compass Manager digunakan oleh Super Admin untuk mengelola koneksi database MongoDB multi-server (Primary Remote Mongo 192.168.5.219 vs Local Mongo 127.0.0.1), menguji ping koneksi, dan mengkonfigurasi parameter sistem.</w:t>
+        <w:t>Modul System Settings &amp; Compass Manager digunakan secara eksklusif oleh Super Admin untuk mengelola koneksi database MongoDB multi-server. Modul ini mendukung konfigurasi connection string MongoDB live sync, pengujian latensi koneksi (Ping/Test Connection), pengalihan server database aktif secara instan (Primary Remote 192.168.5.219 vs Local Fallback 127.0.0.1), serta pengaturan enkripsi TLS dan protokol otentikasi SCRAM-SHA-256.</w:t>
       </w:r>
     </w:p>
     <w:p>
       <w:pPr>
-        <w:spacing w:before="280" w:after="120"/>
+        <w:pStyle w:val="Heading2"/>
       </w:pPr>
       <w:r>
         <w:rPr>
-          <w:rFonts w:ascii="Arial" w:hAnsi="Arial"/>
           <w:b/>
-          <w:color w:val="0284C7"/>
-          <w:sz w:val="26"/>
+          <w:color w:val="003366"/>
+          <w:sz w:val="23"/>
         </w:rPr>
-        <w:t>2. Fitur-Fitur Utama &amp; Komponen UI</w:t>
+        <w:t>2. Tata Letak Halaman (UI Layout &amp; Wireframe)</w:t>
+      </w:r>
+    </w:p>
+    <w:p>
+      <w:r>
+        <w:rPr>
+          <w:sz w:val="19"/>
+        </w:rPr>
+        <w:t>Struktur tata letak visual halaman System Settings &amp; Compass dirancang dalam format panel konfigurasi aman:</w:t>
+      </w:r>
+    </w:p>
+    <w:p>
+      <w:r>
+        <w:rPr>
+          <w:b/>
+          <w:color w:val="004488"/>
+          <w:sz w:val="19"/>
+        </w:rPr>
+        <w:t>📐 Diagram Visual Tata Letak Halaman (Wireframe UI Layout):</w:t>
       </w:r>
     </w:p>
     <w:p>
       <w:pPr>
-        <w:spacing w:after="80" w:line="276" w:lineRule="auto" w:before="160"/>
+        <w:spacing w:before="40" w:after="80"/>
+        <w:ind w:left="144"/>
       </w:pPr>
       <w:r>
         <w:rPr>
-          <w:rFonts w:ascii="Arial" w:hAnsi="Arial"/>
+          <w:rFonts w:ascii="Consolas" w:hAnsi="Consolas"/>
+          <w:sz w:val="16"/>
+        </w:rPr>
+        <w:t>+---------------------------------------------------------------------------------------------------------+</w:t>
+        <w:br/>
+        <w:t>| [A] DATABASE CONNECTION SETTINGS CARD                                                                   |</w:t>
+        <w:br/>
+        <w:t>| - Header: Ikon Sinyal Wifi, Judul ("Database Connection"), Badge Status [Connected / Disconnected]     |</w:t>
+        <w:br/>
+        <w:t>| - Connection URI Input Box (Input Text / Password Toggle dengan Ikon Mata)                              |</w:t>
+        <w:br/>
+        <w:t>|   Default: mongodb://127.0.0.1:27017/ipos5_reporting                                                    |</w:t>
+        <w:br/>
+        <w:t>| - Tombol Aksi: [⚡ Test Connection]  |  [💾 Simpan &amp; Terapkan]  |  [🔌 Disconnect]                       |</w:t>
+        <w:br/>
+        <w:t>| - Keterangan: Last Tested Timestamp WIB                                                                 |</w:t>
+        <w:br/>
+        <w:t>+---------------------------------------------------------------------------------------------------------+</w:t>
+        <w:br/>
+        <w:t>| [B] COMPASS MULTI-CLUSTER CONNECTION PRESETS                                                            |</w:t>
+        <w:br/>
+        <w:t>| +------------------------------------+ +------------------------------------+                          |</w:t>
+        <w:br/>
+        <w:t>| | [B1] Primary Remote Mongo (Active) | | [B2] Local Development MongoDB     |                          |</w:t>
+        <w:br/>
+        <w:t>| | - IP: 192.168.5.219:27017          | | - IP: 127.0.0.1:27017              |                          |</w:t>
+        <w:br/>
+        <w:t>| | - DB: ipos5_reporting              | | - DB: ipos5_reporting              |                          |</w:t>
+        <w:br/>
+        <w:t>| | - Status: [● Active Connected]     | | - Tombol: [Beralih ke Server Ini]  |                          |</w:t>
+        <w:br/>
+        <w:t>| +------------------------------------+ +------------------------------------+                          |</w:t>
+        <w:br/>
+        <w:t>+---------------------------------------------------------------------------------------------------------+</w:t>
+        <w:br/>
+        <w:t>| [C] SECURITY &amp; PROTOCOL SETTINGS CARD                                                                   |</w:t>
+        <w:br/>
+        <w:t>| - SSL/TLS Encryption Toggle | SCRAM-SHA-256 Auth Protocol | Connection Timeout (ms)                      |</w:t>
+        <w:br/>
+        <w:t>+---------------------------------------------------------------------------------------------------------+</w:t>
+      </w:r>
+    </w:p>
+    <w:p>
+      <w:r>
+        <w:rPr>
           <w:b/>
-          <w:color w:val="0D1B38"/>
-          <w:sz w:val="21"/>
+          <w:color w:val="CC3300"/>
+          <w:sz w:val="20"/>
         </w:rPr>
-        <w:t>Multi-Server MongoDB Switcher &amp; Diagnostic</w:t>
+        <w:t>📋 Rincian &amp; Keterangan Setiap Kotak / Komponen Tata Letak:</w:t>
+      </w:r>
+    </w:p>
+    <w:tbl>
+      <w:tblPr>
+        <w:tblW w:type="auto" w:w="0"/>
+        <w:jc w:val="center"/>
+        <w:tblLook w:firstColumn="1" w:firstRow="1" w:lastColumn="0" w:lastRow="0" w:noHBand="0" w:noVBand="1" w:val="04A0"/>
+      </w:tblPr>
+      <w:tblGrid>
+        <w:gridCol w:w="1987"/>
+        <w:gridCol w:w="1987"/>
+        <w:gridCol w:w="1987"/>
+        <w:gridCol w:w="1987"/>
+        <w:gridCol w:w="1987"/>
+      </w:tblGrid>
+      <w:tr>
+        <w:tc>
+          <w:tcPr>
+            <w:tcW w:type="dxa" w:w="2016"/>
+            <w:shd w:fill="003366"/>
+            <w:tcMar>
+              <w:top w:w="60" w:type="dxa"/>
+              <w:bottom w:w="60" w:type="dxa"/>
+              <w:left w:w="80" w:type="dxa"/>
+              <w:right w:w="80" w:type="dxa"/>
+            </w:tcMar>
+          </w:tcPr>
+          <w:p>
+            <w:r>
+              <w:rPr>
+                <w:b/>
+                <w:color w:val="FFFFFF"/>
+                <w:sz w:val="16"/>
+              </w:rPr>
+              <w:t>Bagian / Kotak UI</w:t>
+            </w:r>
+          </w:p>
+        </w:tc>
+        <w:tc>
+          <w:tcPr>
+            <w:tcW w:type="dxa" w:w="1728"/>
+            <w:shd w:fill="003366"/>
+            <w:tcMar>
+              <w:top w:w="60" w:type="dxa"/>
+              <w:bottom w:w="60" w:type="dxa"/>
+              <w:left w:w="80" w:type="dxa"/>
+              <w:right w:w="80" w:type="dxa"/>
+            </w:tcMar>
+          </w:tcPr>
+          <w:p>
+            <w:r>
+              <w:rPr>
+                <w:b/>
+                <w:color w:val="FFFFFF"/>
+                <w:sz w:val="16"/>
+              </w:rPr>
+              <w:t>Tipe Visual &amp; Posisi</w:t>
+            </w:r>
+          </w:p>
+        </w:tc>
+        <w:tc>
+          <w:tcPr>
+            <w:tcW w:type="dxa" w:w="2304"/>
+            <w:shd w:fill="003366"/>
+            <w:tcMar>
+              <w:top w:w="60" w:type="dxa"/>
+              <w:bottom w:w="60" w:type="dxa"/>
+              <w:left w:w="80" w:type="dxa"/>
+              <w:right w:w="80" w:type="dxa"/>
+            </w:tcMar>
+          </w:tcPr>
+          <w:p>
+            <w:r>
+              <w:rPr>
+                <w:b/>
+                <w:color w:val="FFFFFF"/>
+                <w:sz w:val="16"/>
+              </w:rPr>
+              <w:t>Fungsi &amp; Kegunaan</w:t>
+            </w:r>
+          </w:p>
+        </w:tc>
+        <w:tc>
+          <w:tcPr>
+            <w:tcW w:type="dxa" w:w="2016"/>
+            <w:shd w:fill="003366"/>
+            <w:tcMar>
+              <w:top w:w="60" w:type="dxa"/>
+              <w:bottom w:w="60" w:type="dxa"/>
+              <w:left w:w="80" w:type="dxa"/>
+              <w:right w:w="80" w:type="dxa"/>
+            </w:tcMar>
+          </w:tcPr>
+          <w:p>
+            <w:r>
+              <w:rPr>
+                <w:b/>
+                <w:color w:val="FFFFFF"/>
+                <w:sz w:val="16"/>
+              </w:rPr>
+              <w:t>Sumber Data &amp; Kalkulasi</w:t>
+            </w:r>
+          </w:p>
+        </w:tc>
+        <w:tc>
+          <w:tcPr>
+            <w:tcW w:type="dxa" w:w="1728"/>
+            <w:shd w:fill="003366"/>
+            <w:tcMar>
+              <w:top w:w="60" w:type="dxa"/>
+              <w:bottom w:w="60" w:type="dxa"/>
+              <w:left w:w="80" w:type="dxa"/>
+              <w:right w:w="80" w:type="dxa"/>
+            </w:tcMar>
+          </w:tcPr>
+          <w:p>
+            <w:r>
+              <w:rPr>
+                <w:b/>
+                <w:color w:val="FFFFFF"/>
+                <w:sz w:val="16"/>
+              </w:rPr>
+              <w:t>Interaktivitas &amp; Aksi</w:t>
+            </w:r>
+          </w:p>
+        </w:tc>
+      </w:tr>
+      <w:tr>
+        <w:tc>
+          <w:tcPr>
+            <w:tcW w:type="dxa" w:w="2016"/>
+            <w:shd w:fill="FFFFFF"/>
+            <w:tcMar>
+              <w:top w:w="60" w:type="dxa"/>
+              <w:bottom w:w="60" w:type="dxa"/>
+              <w:left w:w="80" w:type="dxa"/>
+              <w:right w:w="80" w:type="dxa"/>
+            </w:tcMar>
+          </w:tcPr>
+          <w:p>
+            <w:r>
+              <w:rPr>
+                <w:b/>
+                <w:color w:val="003366"/>
+                <w:sz w:val="15"/>
+              </w:rPr>
+              <w:t>Kotak [A]: Database Connection Settings Card</w:t>
+            </w:r>
+          </w:p>
+        </w:tc>
+        <w:tc>
+          <w:tcPr>
+            <w:tcW w:type="dxa" w:w="1728"/>
+            <w:shd w:fill="FFFFFF"/>
+            <w:tcMar>
+              <w:top w:w="60" w:type="dxa"/>
+              <w:bottom w:w="60" w:type="dxa"/>
+              <w:left w:w="80" w:type="dxa"/>
+              <w:right w:w="80" w:type="dxa"/>
+            </w:tcMar>
+          </w:tcPr>
+          <w:p>
+            <w:r>
+              <w:rPr>
+                <w:sz w:val="15"/>
+              </w:rPr>
+              <w:t>Spatial Card Konfigurasi Utama</w:t>
+            </w:r>
+          </w:p>
+        </w:tc>
+        <w:tc>
+          <w:tcPr>
+            <w:tcW w:type="dxa" w:w="2304"/>
+            <w:shd w:fill="FFFFFF"/>
+            <w:tcMar>
+              <w:top w:w="60" w:type="dxa"/>
+              <w:bottom w:w="60" w:type="dxa"/>
+              <w:left w:w="80" w:type="dxa"/>
+              <w:right w:w="80" w:type="dxa"/>
+            </w:tcMar>
+          </w:tcPr>
+          <w:p>
+            <w:r>
+              <w:rPr>
+                <w:sz w:val="15"/>
+              </w:rPr>
+              <w:t>Panel pengaturan string koneksi URI MongoDB aktif, status koneksi (Connected/Disconnected/Testing), dan waktu pengujian terakhir.</w:t>
+            </w:r>
+          </w:p>
+        </w:tc>
+        <w:tc>
+          <w:tcPr>
+            <w:tcW w:type="dxa" w:w="2016"/>
+            <w:shd w:fill="FFFFFF"/>
+            <w:tcMar>
+              <w:top w:w="60" w:type="dxa"/>
+              <w:bottom w:w="60" w:type="dxa"/>
+              <w:left w:w="80" w:type="dxa"/>
+              <w:right w:w="80" w:type="dxa"/>
+            </w:tcMar>
+          </w:tcPr>
+          <w:p>
+            <w:r>
+              <w:rPr>
+                <w:sz w:val="15"/>
+              </w:rPr>
+              <w:t>State `uri`, `connected`, `lastTested`</w:t>
+            </w:r>
+          </w:p>
+        </w:tc>
+        <w:tc>
+          <w:tcPr>
+            <w:tcW w:type="dxa" w:w="1728"/>
+            <w:shd w:fill="FFFFFF"/>
+            <w:tcMar>
+              <w:top w:w="60" w:type="dxa"/>
+              <w:bottom w:w="60" w:type="dxa"/>
+              <w:left w:w="80" w:type="dxa"/>
+              <w:right w:w="80" w:type="dxa"/>
+            </w:tcMar>
+          </w:tcPr>
+          <w:p>
+            <w:r>
+              <w:rPr>
+                <w:sz w:val="15"/>
+              </w:rPr>
+              <w:t>Input field dengan toggle show/hide password, tombol '⚡ Test Connection' menguji respon server, tombol simpan menerapkan koneksi.</w:t>
+            </w:r>
+          </w:p>
+        </w:tc>
+      </w:tr>
+      <w:tr>
+        <w:tc>
+          <w:tcPr>
+            <w:tcW w:type="dxa" w:w="2016"/>
+            <w:shd w:fill="F9FAFB"/>
+            <w:tcMar>
+              <w:top w:w="60" w:type="dxa"/>
+              <w:bottom w:w="60" w:type="dxa"/>
+              <w:left w:w="80" w:type="dxa"/>
+              <w:right w:w="80" w:type="dxa"/>
+            </w:tcMar>
+          </w:tcPr>
+          <w:p>
+            <w:r>
+              <w:rPr>
+                <w:b/>
+                <w:color w:val="003366"/>
+                <w:sz w:val="15"/>
+              </w:rPr>
+              <w:t>Kotak [B1]: Primary Remote Mongo Preset</w:t>
+            </w:r>
+          </w:p>
+        </w:tc>
+        <w:tc>
+          <w:tcPr>
+            <w:tcW w:type="dxa" w:w="1728"/>
+            <w:shd w:fill="F9FAFB"/>
+            <w:tcMar>
+              <w:top w:w="60" w:type="dxa"/>
+              <w:bottom w:w="60" w:type="dxa"/>
+              <w:left w:w="80" w:type="dxa"/>
+              <w:right w:w="80" w:type="dxa"/>
+            </w:tcMar>
+          </w:tcPr>
+          <w:p>
+            <w:r>
+              <w:rPr>
+                <w:sz w:val="15"/>
+              </w:rPr>
+              <w:t>Cluster Preset Card (Server Utama)</w:t>
+            </w:r>
+          </w:p>
+        </w:tc>
+        <w:tc>
+          <w:tcPr>
+            <w:tcW w:type="dxa" w:w="2304"/>
+            <w:shd w:fill="F9FAFB"/>
+            <w:tcMar>
+              <w:top w:w="60" w:type="dxa"/>
+              <w:bottom w:w="60" w:type="dxa"/>
+              <w:left w:w="80" w:type="dxa"/>
+              <w:right w:w="80" w:type="dxa"/>
+            </w:tcMar>
+          </w:tcPr>
+          <w:p>
+            <w:r>
+              <w:rPr>
+                <w:sz w:val="15"/>
+              </w:rPr>
+              <w:t>Profil koneksi server MongoDB pusat jaringan kantor pos (`192.168.5.219:27017/ipos5_reporting`).</w:t>
+            </w:r>
+          </w:p>
+        </w:tc>
+        <w:tc>
+          <w:tcPr>
+            <w:tcW w:type="dxa" w:w="2016"/>
+            <w:shd w:fill="F9FAFB"/>
+            <w:tcMar>
+              <w:top w:w="60" w:type="dxa"/>
+              <w:bottom w:w="60" w:type="dxa"/>
+              <w:left w:w="80" w:type="dxa"/>
+              <w:right w:w="80" w:type="dxa"/>
+            </w:tcMar>
+          </w:tcPr>
+          <w:p>
+            <w:r>
+              <w:rPr>
+                <w:sz w:val="15"/>
+              </w:rPr>
+              <w:t>File konfigurasi `connections.json`</w:t>
+            </w:r>
+          </w:p>
+        </w:tc>
+        <w:tc>
+          <w:tcPr>
+            <w:tcW w:type="dxa" w:w="1728"/>
+            <w:shd w:fill="F9FAFB"/>
+            <w:tcMar>
+              <w:top w:w="60" w:type="dxa"/>
+              <w:bottom w:w="60" w:type="dxa"/>
+              <w:left w:w="80" w:type="dxa"/>
+              <w:right w:w="80" w:type="dxa"/>
+            </w:tcMar>
+          </w:tcPr>
+          <w:p>
+            <w:r>
+              <w:rPr>
+                <w:sz w:val="15"/>
+              </w:rPr>
+              <w:t>Badge '● Active Connected' menandakan server ini sedang melayani seluruh permintaan sistem.</w:t>
+            </w:r>
+          </w:p>
+        </w:tc>
+      </w:tr>
+      <w:tr>
+        <w:tc>
+          <w:tcPr>
+            <w:tcW w:type="dxa" w:w="2016"/>
+            <w:shd w:fill="FFFFFF"/>
+            <w:tcMar>
+              <w:top w:w="60" w:type="dxa"/>
+              <w:bottom w:w="60" w:type="dxa"/>
+              <w:left w:w="80" w:type="dxa"/>
+              <w:right w:w="80" w:type="dxa"/>
+            </w:tcMar>
+          </w:tcPr>
+          <w:p>
+            <w:r>
+              <w:rPr>
+                <w:b/>
+                <w:color w:val="003366"/>
+                <w:sz w:val="15"/>
+              </w:rPr>
+              <w:t>Kotak [B2]: Local Development Mongo Preset</w:t>
+            </w:r>
+          </w:p>
+        </w:tc>
+        <w:tc>
+          <w:tcPr>
+            <w:tcW w:type="dxa" w:w="1728"/>
+            <w:shd w:fill="FFFFFF"/>
+            <w:tcMar>
+              <w:top w:w="60" w:type="dxa"/>
+              <w:bottom w:w="60" w:type="dxa"/>
+              <w:left w:w="80" w:type="dxa"/>
+              <w:right w:w="80" w:type="dxa"/>
+            </w:tcMar>
+          </w:tcPr>
+          <w:p>
+            <w:r>
+              <w:rPr>
+                <w:sz w:val="15"/>
+              </w:rPr>
+              <w:t>Cluster Preset Card (Server Lokal)</w:t>
+            </w:r>
+          </w:p>
+        </w:tc>
+        <w:tc>
+          <w:tcPr>
+            <w:tcW w:type="dxa" w:w="2304"/>
+            <w:shd w:fill="FFFFFF"/>
+            <w:tcMar>
+              <w:top w:w="60" w:type="dxa"/>
+              <w:bottom w:w="60" w:type="dxa"/>
+              <w:left w:w="80" w:type="dxa"/>
+              <w:right w:w="80" w:type="dxa"/>
+            </w:tcMar>
+          </w:tcPr>
+          <w:p>
+            <w:r>
+              <w:rPr>
+                <w:sz w:val="15"/>
+              </w:rPr>
+              <w:t>Profil koneksi server MongoDB lokal pengembang (`127.0.0.1:27017/ipos5_reporting`) untuk pengujian offline.</w:t>
+            </w:r>
+          </w:p>
+        </w:tc>
+        <w:tc>
+          <w:tcPr>
+            <w:tcW w:type="dxa" w:w="2016"/>
+            <w:shd w:fill="FFFFFF"/>
+            <w:tcMar>
+              <w:top w:w="60" w:type="dxa"/>
+              <w:bottom w:w="60" w:type="dxa"/>
+              <w:left w:w="80" w:type="dxa"/>
+              <w:right w:w="80" w:type="dxa"/>
+            </w:tcMar>
+          </w:tcPr>
+          <w:p>
+            <w:r>
+              <w:rPr>
+                <w:sz w:val="15"/>
+              </w:rPr>
+              <w:t>File konfigurasi `connections.json`</w:t>
+            </w:r>
+          </w:p>
+        </w:tc>
+        <w:tc>
+          <w:tcPr>
+            <w:tcW w:type="dxa" w:w="1728"/>
+            <w:shd w:fill="FFFFFF"/>
+            <w:tcMar>
+              <w:top w:w="60" w:type="dxa"/>
+              <w:bottom w:w="60" w:type="dxa"/>
+              <w:left w:w="80" w:type="dxa"/>
+              <w:right w:w="80" w:type="dxa"/>
+            </w:tcMar>
+          </w:tcPr>
+          <w:p>
+            <w:r>
+              <w:rPr>
+                <w:sz w:val="15"/>
+              </w:rPr>
+              <w:t>Tombol 'Beralih ke Server Ini' mengalihkan koneksi sistem ke workstation lokal secara instan.</w:t>
+            </w:r>
+          </w:p>
+        </w:tc>
+      </w:tr>
+      <w:tr>
+        <w:tc>
+          <w:tcPr>
+            <w:tcW w:type="dxa" w:w="2016"/>
+            <w:shd w:fill="F9FAFB"/>
+            <w:tcMar>
+              <w:top w:w="60" w:type="dxa"/>
+              <w:bottom w:w="60" w:type="dxa"/>
+              <w:left w:w="80" w:type="dxa"/>
+              <w:right w:w="80" w:type="dxa"/>
+            </w:tcMar>
+          </w:tcPr>
+          <w:p>
+            <w:r>
+              <w:rPr>
+                <w:b/>
+                <w:color w:val="003366"/>
+                <w:sz w:val="15"/>
+              </w:rPr>
+              <w:t>Kotak [C]: Security &amp; Protocol Settings Card</w:t>
+            </w:r>
+          </w:p>
+        </w:tc>
+        <w:tc>
+          <w:tcPr>
+            <w:tcW w:type="dxa" w:w="1728"/>
+            <w:shd w:fill="F9FAFB"/>
+            <w:tcMar>
+              <w:top w:w="60" w:type="dxa"/>
+              <w:bottom w:w="60" w:type="dxa"/>
+              <w:left w:w="80" w:type="dxa"/>
+              <w:right w:w="80" w:type="dxa"/>
+            </w:tcMar>
+          </w:tcPr>
+          <w:p>
+            <w:r>
+              <w:rPr>
+                <w:sz w:val="15"/>
+              </w:rPr>
+              <w:t>Spatial Card Keamanan Jaringan</w:t>
+            </w:r>
+          </w:p>
+        </w:tc>
+        <w:tc>
+          <w:tcPr>
+            <w:tcW w:type="dxa" w:w="2304"/>
+            <w:shd w:fill="F9FAFB"/>
+            <w:tcMar>
+              <w:top w:w="60" w:type="dxa"/>
+              <w:bottom w:w="60" w:type="dxa"/>
+              <w:left w:w="80" w:type="dxa"/>
+              <w:right w:w="80" w:type="dxa"/>
+            </w:tcMar>
+          </w:tcPr>
+          <w:p>
+            <w:r>
+              <w:rPr>
+                <w:sz w:val="15"/>
+              </w:rPr>
+              <w:t>Konfigurasi parameter keamanan tingkat lanjut: Enkripsi SSL/TLS, mekanisme otentikasi pengguna SCRAM-SHA-256, dan batas waktu time-out koneksi.</w:t>
+            </w:r>
+          </w:p>
+        </w:tc>
+        <w:tc>
+          <w:tcPr>
+            <w:tcW w:type="dxa" w:w="2016"/>
+            <w:shd w:fill="F9FAFB"/>
+            <w:tcMar>
+              <w:top w:w="60" w:type="dxa"/>
+              <w:bottom w:w="60" w:type="dxa"/>
+              <w:left w:w="80" w:type="dxa"/>
+              <w:right w:w="80" w:type="dxa"/>
+            </w:tcMar>
+          </w:tcPr>
+          <w:p>
+            <w:r>
+              <w:rPr>
+                <w:sz w:val="15"/>
+              </w:rPr>
+              <w:t>Protokol keamanan driver MongoDB</w:t>
+            </w:r>
+          </w:p>
+        </w:tc>
+        <w:tc>
+          <w:tcPr>
+            <w:tcW w:type="dxa" w:w="1728"/>
+            <w:shd w:fill="F9FAFB"/>
+            <w:tcMar>
+              <w:top w:w="60" w:type="dxa"/>
+              <w:bottom w:w="60" w:type="dxa"/>
+              <w:left w:w="80" w:type="dxa"/>
+              <w:right w:w="80" w:type="dxa"/>
+            </w:tcMar>
+          </w:tcPr>
+          <w:p>
+            <w:r>
+              <w:rPr>
+                <w:sz w:val="15"/>
+              </w:rPr>
+              <w:t>Saklar proteksi enkripsi data sensitif transaksi pengiriman pos.</w:t>
+            </w:r>
+          </w:p>
+        </w:tc>
+      </w:tr>
+    </w:tbl>
+    <w:p/>
+    <w:p>
+      <w:pPr>
+        <w:pStyle w:val="Heading2"/>
+      </w:pPr>
+      <w:r>
+        <w:rPr>
+          <w:b/>
+          <w:color w:val="003366"/>
+          <w:sz w:val="23"/>
+        </w:rPr>
+        <w:t>3. Aturan Bisnis &amp; Keamanan Koneksi Database</w:t>
       </w:r>
     </w:p>
     <w:p>
       <w:pPr>
-        <w:spacing w:after="80" w:line="276" w:lineRule="auto"/>
-        <w:ind w:left="360"/>
+        <w:pStyle w:val="ListBullet"/>
+      </w:pPr>
+      <w:r>
+        <w:rPr>
+          <w:sz w:val="18"/>
+        </w:rPr>
+        <w:t>Otentikasi Kredensial: String koneksi yang memuat password secara otomatis disamarkan (masked) untuk mencegah kebocoran visual kredensial.</w:t>
+      </w:r>
+    </w:p>
+    <w:p>
+      <w:pPr>
+        <w:pStyle w:val="ListBullet"/>
+      </w:pPr>
+      <w:r>
+        <w:rPr>
+          <w:sz w:val="18"/>
+        </w:rPr>
+        <w:t>Failover Aman: Apabila pengujian koneksi ke server baru gagal, sistem mempertahankan koneksi aktif yang ada tanpa mengganggu operasional sistem.</w:t>
+      </w:r>
+    </w:p>
+    <w:p>
+      <w:pPr>
+        <w:pStyle w:val="Heading2"/>
       </w:pPr>
       <w:r>
         <w:rPr>
           <w:b/>
-          <w:color w:val="E8431F"/>
+          <w:color w:val="003366"/>
+          <w:sz w:val="23"/>
         </w:rPr>
-        <w:t xml:space="preserve">• </w:t>
-      </w:r>
-      <w:r>
-        <w:rPr>
-          <w:rFonts w:ascii="Arial" w:hAnsi="Arial"/>
-          <w:color w:val="334155"/>
-          <w:sz w:val="19"/>
-        </w:rPr>
-        <w:t>Card Manager Koneksi MongoDB (Primary Server vs Local Fallback)</w:t>
+        <w:t>4. Alur Penggunaan Operator (User Flow)</w:t>
       </w:r>
     </w:p>
     <w:p>
       <w:pPr>
-        <w:spacing w:after="80" w:line="276" w:lineRule="auto"/>
-        <w:ind w:left="360"/>
+        <w:pStyle w:val="ListBullet"/>
       </w:pPr>
       <w:r>
         <w:rPr>
-          <w:b/>
-          <w:color w:val="E8431F"/>
+          <w:sz w:val="18"/>
         </w:rPr>
-        <w:t xml:space="preserve">• </w:t>
-      </w:r>
-      <w:r>
-        <w:rPr>
-          <w:rFonts w:ascii="Arial" w:hAnsi="Arial"/>
-          <w:color w:val="334155"/>
-          <w:sz w:val="19"/>
-        </w:rPr>
-        <w:t>Indicator Status Live Connection (Badge Hijau Connected / Merah Disconnected)</w:t>
+        <w:t>1. Super Admin membuka menu System Settings (/settings).</w:t>
       </w:r>
     </w:p>
     <w:p>
       <w:pPr>
-        <w:spacing w:after="80" w:line="276" w:lineRule="auto"/>
-        <w:ind w:left="360"/>
+        <w:pStyle w:val="ListBullet"/>
       </w:pPr>
       <w:r>
         <w:rPr>
-          <w:b/>
-          <w:color w:val="E8431F"/>
+          <w:sz w:val="18"/>
         </w:rPr>
-        <w:t xml:space="preserve">• </w:t>
-      </w:r>
-      <w:r>
-        <w:rPr>
-          <w:rFonts w:ascii="Arial" w:hAnsi="Arial"/>
-          <w:color w:val="334155"/>
-          <w:sz w:val="19"/>
-        </w:rPr>
-        <w:t>Tombol Action 'Ping Connection' &amp; 'Switch Connection'</w:t>
+        <w:t>2. Super Admin memeriksa status konektivitas database pada badge status [A].</w:t>
       </w:r>
     </w:p>
     <w:p>
       <w:pPr>
-        <w:spacing w:after="80" w:line="276" w:lineRule="auto"/>
-        <w:ind w:left="360"/>
+        <w:pStyle w:val="ListBullet"/>
       </w:pPr>
       <w:r>
         <w:rPr>
-          <w:b/>
-          <w:color w:val="E8431F"/>
+          <w:sz w:val="18"/>
         </w:rPr>
-        <w:t xml:space="preserve">• </w:t>
+        <w:t>3. Bila diperlukan pengalihan server, Super Admin mengklik tombol 'Beralih ke Server Ini' pada kartu preset [B].</w:t>
       </w:r>
+    </w:p>
+    <w:p>
+      <w:pPr>
+        <w:pStyle w:val="ListBullet"/>
+      </w:pPr>
       <w:r>
         <w:rPr>
-          <w:rFonts w:ascii="Arial" w:hAnsi="Arial"/>
-          <w:color w:val="334155"/>
-          <w:sz w:val="19"/>
+          <w:sz w:val="18"/>
         </w:rPr>
-        <w:t>Input Form Tambah Profil Server MongoDB Baru (URI &amp; Database Name)</w:t>
+        <w:t>4. Sistem melakukan uji ping koneksi dan menyinkronkan seluruh modul ke database terpilih.</w:t>
       </w:r>
     </w:p>
     <w:sectPr>
       <w:pgSz w:w="12240" w:h="15840"/>
-      <w:pgMar w:top="1152" w:right="1296" w:bottom="1152" w:left="1296" w:header="720" w:footer="720" w:gutter="0"/>
+      <w:pgMar w:top="1152" w:right="1152" w:bottom="1152" w:left="1152" w:header="720" w:footer="720" w:gutter="0"/>
       <w:cols w:space="720"/>
       <w:docGrid w:linePitch="360"/>
     </w:sectPr>
@@ -890,6 +1514,11 @@
     <w:name w:val="Normal"/>
     <w:qFormat/>
     <w:rsid w:val="00FC693F"/>
+    <w:rPr>
+      <w:rFonts w:ascii="Calibri" w:hAnsi="Calibri"/>
+      <w:color w:val="222222"/>
+      <w:sz w:val="20"/>
+    </w:rPr>
   </w:style>
   <w:style w:type="paragraph" w:styleId="Header">
     <w:name w:val="header"/>
